--- a/skills/docx/templates/Procedure Template (Jinja).docx
+++ b/skills/docx/templates/Procedure Template (Jinja).docx
@@ -6815,7 +6815,7 @@
     </w:pPr>
     <w:rPr>
       <w:rFonts w:asciiTheme="majorHAnsi" w:eastAsiaTheme="majorEastAsia" w:hAnsiTheme="majorHAnsi" w:cstheme="majorBidi"/>
-      <w:color w:val="2F5496" w:themeColor="accent1" w:themeShade="BF"/>
+      <w:color w:val="002060" w:themeColor="accent1" w:themeShade="BF"/>
       <w:sz w:val="32"/>
       <w:szCs w:val="32"/>
     </w:rPr>
@@ -6843,7 +6843,7 @@
     </w:pPr>
     <w:rPr>
       <w:rFonts w:asciiTheme="majorHAnsi" w:eastAsiaTheme="majorEastAsia" w:hAnsiTheme="majorHAnsi" w:cstheme="majorBidi"/>
-      <w:color w:val="2F5496" w:themeColor="accent1" w:themeShade="BF"/>
+      <w:color w:val="002060" w:themeColor="accent1" w:themeShade="BF"/>
       <w:sz w:val="26"/>
       <w:szCs w:val="26"/>
     </w:rPr>
@@ -6870,7 +6870,7 @@
     </w:pPr>
     <w:rPr>
       <w:rFonts w:asciiTheme="majorHAnsi" w:eastAsiaTheme="majorEastAsia" w:hAnsiTheme="majorHAnsi" w:cstheme="majorBidi"/>
-      <w:color w:val="1F3763" w:themeColor="accent1" w:themeShade="7F"/>
+      <w:color w:val="002060" w:themeColor="accent1" w:themeShade="7F"/>
       <w:sz w:val="24"/>
       <w:szCs w:val="24"/>
     </w:rPr>
@@ -6899,7 +6899,7 @@
       <w:rFonts w:asciiTheme="majorHAnsi" w:eastAsiaTheme="majorEastAsia" w:hAnsiTheme="majorHAnsi" w:cstheme="majorBidi"/>
       <w:i/>
       <w:iCs/>
-      <w:color w:val="2F5496" w:themeColor="accent1" w:themeShade="BF"/>
+      <w:color w:val="002060" w:themeColor="accent1" w:themeShade="BF"/>
     </w:rPr>
   </w:style>
   <w:style w:type="paragraph" w:styleId="Heading6">

--- a/skills/docx/templates/Procedure Template (Jinja).docx
+++ b/skills/docx/templates/Procedure Template (Jinja).docx
@@ -6815,7 +6815,7 @@
     </w:pPr>
     <w:rPr>
       <w:rFonts w:asciiTheme="majorHAnsi" w:eastAsiaTheme="majorEastAsia" w:hAnsiTheme="majorHAnsi" w:cstheme="majorBidi"/>
-      <w:color w:val="002060" w:themeColor="accent1" w:themeShade="BF"/>
+      <w:color w:val="2F5496" w:themeColor="accent1" w:themeShade="BF"/>
       <w:sz w:val="32"/>
       <w:szCs w:val="32"/>
     </w:rPr>
@@ -6843,7 +6843,7 @@
     </w:pPr>
     <w:rPr>
       <w:rFonts w:asciiTheme="majorHAnsi" w:eastAsiaTheme="majorEastAsia" w:hAnsiTheme="majorHAnsi" w:cstheme="majorBidi"/>
-      <w:color w:val="002060" w:themeColor="accent1" w:themeShade="BF"/>
+      <w:color w:val="2F5496" w:themeColor="accent1" w:themeShade="BF"/>
       <w:sz w:val="26"/>
       <w:szCs w:val="26"/>
     </w:rPr>
@@ -6870,7 +6870,7 @@
     </w:pPr>
     <w:rPr>
       <w:rFonts w:asciiTheme="majorHAnsi" w:eastAsiaTheme="majorEastAsia" w:hAnsiTheme="majorHAnsi" w:cstheme="majorBidi"/>
-      <w:color w:val="002060" w:themeColor="accent1" w:themeShade="7F"/>
+      <w:color w:val="1F3763" w:themeColor="accent1" w:themeShade="7F"/>
       <w:sz w:val="24"/>
       <w:szCs w:val="24"/>
     </w:rPr>
@@ -6899,7 +6899,7 @@
       <w:rFonts w:asciiTheme="majorHAnsi" w:eastAsiaTheme="majorEastAsia" w:hAnsiTheme="majorHAnsi" w:cstheme="majorBidi"/>
       <w:i/>
       <w:iCs/>
-      <w:color w:val="002060" w:themeColor="accent1" w:themeShade="BF"/>
+      <w:color w:val="2F5496" w:themeColor="accent1" w:themeShade="BF"/>
     </w:rPr>
   </w:style>
   <w:style w:type="paragraph" w:styleId="Heading6">
